--- a/SWE-530/Topic 6/Topic 6 Discussion 1.docx
+++ b/SWE-530/Topic 6/Topic 6 Discussion 1.docx
@@ -22,6 +22,42 @@
     <w:p>
       <w:r>
         <w:t>Respond to at least two other peers' probing questions to other students' submissions and additional suggestions. Should a posting already have several responses, move to one that does not.</w:t>
+      </w:r>
+    </w:p>
+    <w:p>
+      <w:r>
+        <w:t>Hello Class,</w:t>
+      </w:r>
+    </w:p>
+    <w:p>
+      <w:pPr>
+        <w:ind w:firstLine="720"/>
+      </w:pPr>
+      <w:r>
+        <w:t>Last week I</w:t>
+      </w:r>
+      <w:r>
+        <w:t xml:space="preserve"> </w:t>
+      </w:r>
+      <w:r>
+        <w:t>successfully completed</w:t>
+      </w:r>
+      <w:r>
+        <w:t xml:space="preserve"> the cost and schedule sections of the project, which provide a detailed financial overview and a realistic timeline for the project’s execution. These sections lay a strong foundation for managing resources and tracking progress effectively. In addition to this, I have made substantial progress on the high-level solution, having completed approximately half of it. This part of the project outlines the overall architectural approach and key components that will guide the implementation phase.</w:t>
+      </w:r>
+    </w:p>
+    <w:p>
+      <w:pPr>
+        <w:ind w:firstLine="720"/>
+      </w:pPr>
+      <w:r>
+        <w:t xml:space="preserve">For </w:t>
+      </w:r>
+      <w:r>
+        <w:t>this</w:t>
+      </w:r>
+      <w:r>
+        <w:t xml:space="preserve"> week, my primary focus will be on completing the high-level solution. I plan to refine and finalize the design details, ensuring that all critical aspects are addressed and aligned with the project objectives. Completing this section will provide a clear roadmap for development and help communicate the technical vision to stakeholders. By dedicating focused effort to this task, I aim to maintain momentum and set the stage for the subsequent phases of the project.</w:t>
       </w:r>
     </w:p>
     <w:p/>
